--- a/downloads/teacher/04 Units/Unit 02 - Individual Growth and Life Readiness - Me, My Goals, My Money/Lesson 02.08 - Paycheck Detective.docx
+++ b/downloads/teacher/04 Units/Unit 02 - Individual Growth and Life Readiness - Me, My Goals, My Money/Lesson 02.08 - Paycheck Detective.docx
@@ -262,23 +262,41 @@
       <w:r>
         <w:t xml:space="preserve">By the end of this lesson, students will be able to:</w:t>
       </w:r>
-      <w:r>
-        <w:t xml:space="preserve"> </w:t>
-      </w:r>
-      <w:r>
-        <w:t xml:space="preserve">1. (Low) Given a list of ways a middle schooler or an adult gets money, identify at least six sources of income and label each as earned or not earned.</w:t>
-      </w:r>
-      <w:r>
-        <w:t xml:space="preserve"> </w:t>
-      </w:r>
-      <w:r>
-        <w:t xml:space="preserve">2. (Mid) Given a sample pay stub, compute gross pay from hours and rate, compute total deductions, and compute net pay, showing the math.</w:t>
-      </w:r>
-      <w:r>
-        <w:t xml:space="preserve"> </w:t>
-      </w:r>
-      <w:r>
-        <w:t xml:space="preserve">3. (High) Given the same stub, judge which deduction is the largest, explain what each of the four deductions pays for, and decide in two sentences whether the take-home pay would cover a stated monthly need.</w:t>
+    </w:p>
+    <w:p>
+      <w:pPr>
+        <w:numPr>
+          <w:ilvl w:val="0"/>
+          <w:numId w:val="1002"/>
+        </w:numPr>
+        <w:pStyle w:val="Compact"/>
+      </w:pPr>
+      <w:r>
+        <w:t xml:space="preserve">(Low) Given a list of ways a middle schooler or an adult gets money, identify at least six sources of income and label each as earned or not earned.</w:t>
+      </w:r>
+    </w:p>
+    <w:p>
+      <w:pPr>
+        <w:numPr>
+          <w:ilvl w:val="0"/>
+          <w:numId w:val="1002"/>
+        </w:numPr>
+        <w:pStyle w:val="Compact"/>
+      </w:pPr>
+      <w:r>
+        <w:t xml:space="preserve">(Mid) Given a sample pay stub, compute gross pay from hours and rate, compute total deductions, and compute net pay, showing the math.</w:t>
+      </w:r>
+    </w:p>
+    <w:p>
+      <w:pPr>
+        <w:numPr>
+          <w:ilvl w:val="0"/>
+          <w:numId w:val="1002"/>
+        </w:numPr>
+        <w:pStyle w:val="Compact"/>
+      </w:pPr>
+      <w:r>
+        <w:t xml:space="preserve">(High) Given the same stub, judge which deduction is the largest, explain what each of the four deductions pays for, and decide in two sentences whether the take-home pay would cover a stated monthly need.</w:t>
       </w:r>
     </w:p>
     <w:p>
@@ -334,7 +352,7 @@
       <w:pPr>
         <w:numPr>
           <w:ilvl w:val="0"/>
-          <w:numId w:val="1002"/>
+          <w:numId w:val="1003"/>
         </w:numPr>
         <w:pStyle w:val="Compact"/>
       </w:pPr>
@@ -355,7 +373,7 @@
       <w:pPr>
         <w:numPr>
           <w:ilvl w:val="0"/>
-          <w:numId w:val="1002"/>
+          <w:numId w:val="1003"/>
         </w:numPr>
         <w:pStyle w:val="Compact"/>
       </w:pPr>
@@ -367,7 +385,7 @@
       <w:pPr>
         <w:numPr>
           <w:ilvl w:val="0"/>
-          <w:numId w:val="1002"/>
+          <w:numId w:val="1003"/>
         </w:numPr>
         <w:pStyle w:val="Compact"/>
       </w:pPr>
@@ -388,7 +406,7 @@
       <w:pPr>
         <w:numPr>
           <w:ilvl w:val="0"/>
-          <w:numId w:val="1002"/>
+          <w:numId w:val="1003"/>
         </w:numPr>
         <w:pStyle w:val="Compact"/>
       </w:pPr>
@@ -400,7 +418,7 @@
       <w:pPr>
         <w:numPr>
           <w:ilvl w:val="0"/>
-          <w:numId w:val="1002"/>
+          <w:numId w:val="1003"/>
         </w:numPr>
         <w:pStyle w:val="Compact"/>
       </w:pPr>
@@ -803,49 +821,85 @@
       <w:r>
         <w:t xml:space="preserve">Monitor understanding:</w:t>
       </w:r>
-      <w:r>
-        <w:t xml:space="preserve"> </w:t>
-      </w:r>
-      <w:r>
-        <w:t xml:space="preserve">- What is the difference between gross and net? Which one goes in your bank account?</w:t>
-      </w:r>
-      <w:r>
-        <w:t xml:space="preserve"> </w:t>
-      </w:r>
-      <w:r>
-        <w:t xml:space="preserve">- Which two deductions are a fixed percent of gross on every stub in the country?</w:t>
-      </w:r>
-      <w:r>
-        <w:t xml:space="preserve"> </w:t>
-      </w:r>
-      <w:r>
-        <w:t xml:space="preserve">- Hourly wage times what gives you gross pay?</w:t>
-      </w:r>
-    </w:p>
-    <w:p>
-      <w:pPr>
-        <w:pStyle w:val="BodyText"/>
+    </w:p>
+    <w:p>
+      <w:pPr>
+        <w:numPr>
+          <w:ilvl w:val="0"/>
+          <w:numId w:val="1004"/>
+        </w:numPr>
+        <w:pStyle w:val="Compact"/>
+      </w:pPr>
+      <w:r>
+        <w:t xml:space="preserve">What is the difference between gross and net? Which one goes in your bank account?</w:t>
+      </w:r>
+    </w:p>
+    <w:p>
+      <w:pPr>
+        <w:numPr>
+          <w:ilvl w:val="0"/>
+          <w:numId w:val="1004"/>
+        </w:numPr>
+        <w:pStyle w:val="Compact"/>
+      </w:pPr>
+      <w:r>
+        <w:t xml:space="preserve">Which two deductions are a fixed percent of gross on every stub in the country?</w:t>
+      </w:r>
+    </w:p>
+    <w:p>
+      <w:pPr>
+        <w:numPr>
+          <w:ilvl w:val="0"/>
+          <w:numId w:val="1004"/>
+        </w:numPr>
+        <w:pStyle w:val="Compact"/>
+      </w:pPr>
+      <w:r>
+        <w:t xml:space="preserve">Hourly wage times what gives you gross pay?</w:t>
+      </w:r>
+    </w:p>
+    <w:p>
+      <w:pPr>
+        <w:pStyle w:val="FirstParagraph"/>
       </w:pPr>
       <w:r>
         <w:t xml:space="preserve">Deepen learning:</w:t>
       </w:r>
-      <w:r>
-        <w:t xml:space="preserve"> </w:t>
-      </w:r>
-      <w:r>
-        <w:t xml:space="preserve">- Social Security comes out of a 16-year-old’s paycheck and she will not see it for 50 years. Is that fair? Who is it paying now?</w:t>
-      </w:r>
-      <w:r>
-        <w:t xml:space="preserve"> </w:t>
-      </w:r>
-      <w:r>
-        <w:t xml:space="preserve">- Two people earn the same gross pay. Can their net pay be different? How?</w:t>
-      </w:r>
-      <w:r>
-        <w:t xml:space="preserve"> </w:t>
-      </w:r>
-      <w:r>
-        <w:t xml:space="preserve">- The economy changes: the minimum wage went up, or a job cut her hours. What happens to her net pay, and what happens to her budget?</w:t>
+    </w:p>
+    <w:p>
+      <w:pPr>
+        <w:numPr>
+          <w:ilvl w:val="0"/>
+          <w:numId w:val="1005"/>
+        </w:numPr>
+        <w:pStyle w:val="Compact"/>
+      </w:pPr>
+      <w:r>
+        <w:t xml:space="preserve">Social Security comes out of a 16-year-old’s paycheck and she will not see it for 50 years. Is that fair? Who is it paying now?</w:t>
+      </w:r>
+    </w:p>
+    <w:p>
+      <w:pPr>
+        <w:numPr>
+          <w:ilvl w:val="0"/>
+          <w:numId w:val="1005"/>
+        </w:numPr>
+        <w:pStyle w:val="Compact"/>
+      </w:pPr>
+      <w:r>
+        <w:t xml:space="preserve">Two people earn the same gross pay. Can their net pay be different? How?</w:t>
+      </w:r>
+    </w:p>
+    <w:p>
+      <w:pPr>
+        <w:numPr>
+          <w:ilvl w:val="0"/>
+          <w:numId w:val="1005"/>
+        </w:numPr>
+        <w:pStyle w:val="Compact"/>
+      </w:pPr>
+      <w:r>
+        <w:t xml:space="preserve">The economy changes: the minimum wage went up, or a job cut her hours. What happens to her net pay, and what happens to her budget?</w:t>
       </w:r>
     </w:p>
     <w:p>
@@ -1030,7 +1084,7 @@
       <w:pPr>
         <w:numPr>
           <w:ilvl w:val="0"/>
-          <w:numId w:val="1003"/>
+          <w:numId w:val="1006"/>
         </w:numPr>
         <w:pStyle w:val="Compact"/>
       </w:pPr>
@@ -1113,7 +1167,7 @@
       <w:pPr>
         <w:numPr>
           <w:ilvl w:val="0"/>
-          <w:numId w:val="1003"/>
+          <w:numId w:val="1006"/>
         </w:numPr>
         <w:pStyle w:val="Compact"/>
       </w:pPr>
@@ -1145,7 +1199,7 @@
       <w:pPr>
         <w:numPr>
           <w:ilvl w:val="0"/>
-          <w:numId w:val="1003"/>
+          <w:numId w:val="1006"/>
         </w:numPr>
         <w:pStyle w:val="Compact"/>
       </w:pPr>
@@ -1157,7 +1211,7 @@
       <w:pPr>
         <w:numPr>
           <w:ilvl w:val="0"/>
-          <w:numId w:val="1003"/>
+          <w:numId w:val="1006"/>
         </w:numPr>
         <w:pStyle w:val="Compact"/>
       </w:pPr>
@@ -1169,7 +1223,7 @@
       <w:pPr>
         <w:numPr>
           <w:ilvl w:val="0"/>
-          <w:numId w:val="1003"/>
+          <w:numId w:val="1006"/>
         </w:numPr>
         <w:pStyle w:val="Compact"/>
       </w:pPr>
@@ -1181,7 +1235,7 @@
       <w:pPr>
         <w:numPr>
           <w:ilvl w:val="0"/>
-          <w:numId w:val="1003"/>
+          <w:numId w:val="1006"/>
         </w:numPr>
         <w:pStyle w:val="Compact"/>
       </w:pPr>
@@ -1482,7 +1536,7 @@
       <w:pPr>
         <w:numPr>
           <w:ilvl w:val="0"/>
-          <w:numId w:val="1004"/>
+          <w:numId w:val="1007"/>
         </w:numPr>
         <w:pStyle w:val="Compact"/>
       </w:pPr>
@@ -1506,7 +1560,7 @@
       <w:pPr>
         <w:numPr>
           <w:ilvl w:val="0"/>
-          <w:numId w:val="1004"/>
+          <w:numId w:val="1007"/>
         </w:numPr>
         <w:pStyle w:val="Compact"/>
       </w:pPr>
@@ -1518,7 +1572,7 @@
       <w:pPr>
         <w:numPr>
           <w:ilvl w:val="0"/>
-          <w:numId w:val="1004"/>
+          <w:numId w:val="1007"/>
         </w:numPr>
         <w:pStyle w:val="Compact"/>
       </w:pPr>
@@ -1542,7 +1596,7 @@
       <w:pPr>
         <w:numPr>
           <w:ilvl w:val="0"/>
-          <w:numId w:val="1004"/>
+          <w:numId w:val="1007"/>
         </w:numPr>
         <w:pStyle w:val="Compact"/>
       </w:pPr>
@@ -1554,7 +1608,7 @@
       <w:pPr>
         <w:numPr>
           <w:ilvl w:val="0"/>
-          <w:numId w:val="1004"/>
+          <w:numId w:val="1007"/>
         </w:numPr>
         <w:pStyle w:val="Compact"/>
       </w:pPr>
@@ -1575,7 +1629,7 @@
       <w:pPr>
         <w:numPr>
           <w:ilvl w:val="0"/>
-          <w:numId w:val="1004"/>
+          <w:numId w:val="1007"/>
         </w:numPr>
         <w:pStyle w:val="Compact"/>
       </w:pPr>
@@ -1618,7 +1672,7 @@
       <w:pPr>
         <w:numPr>
           <w:ilvl w:val="0"/>
-          <w:numId w:val="1005"/>
+          <w:numId w:val="1008"/>
         </w:numPr>
         <w:pStyle w:val="Compact"/>
       </w:pPr>
@@ -1630,7 +1684,7 @@
       <w:pPr>
         <w:numPr>
           <w:ilvl w:val="0"/>
-          <w:numId w:val="1005"/>
+          <w:numId w:val="1008"/>
         </w:numPr>
         <w:pStyle w:val="Compact"/>
       </w:pPr>
@@ -1642,7 +1696,7 @@
       <w:pPr>
         <w:numPr>
           <w:ilvl w:val="0"/>
-          <w:numId w:val="1005"/>
+          <w:numId w:val="1008"/>
         </w:numPr>
         <w:pStyle w:val="Compact"/>
       </w:pPr>
@@ -1702,7 +1756,7 @@
       <w:pPr>
         <w:numPr>
           <w:ilvl w:val="0"/>
-          <w:numId w:val="1005"/>
+          <w:numId w:val="1008"/>
         </w:numPr>
         <w:pStyle w:val="Compact"/>
       </w:pPr>
@@ -1714,7 +1768,7 @@
       <w:pPr>
         <w:numPr>
           <w:ilvl w:val="0"/>
-          <w:numId w:val="1005"/>
+          <w:numId w:val="1008"/>
         </w:numPr>
         <w:pStyle w:val="Compact"/>
       </w:pPr>
@@ -2046,6 +2100,118 @@
       </w:pPr>
     </w:lvl>
   </w:abstractNum>
+  <w:abstractNum w:abstractNumId="99411">
+    <w:nsid w:val="71315dca"/>
+    <w:multiLevelType w:val="multilevel"/>
+    <w:lvl w:ilvl="0">
+      <w:start w:val="1"/>
+      <w:numFmt w:val="decimal"/>
+      <w:lvlText w:val="%1."/>
+      <w:lvlJc w:val="left"/>
+      <w:pPr>
+        <w:tabs>
+          <w:tab w:val="num" w:pos="0"/>
+        </w:tabs>
+        <w:ind w:left="480" w:hanging="480"/>
+      </w:pPr>
+    </w:lvl>
+    <w:lvl w:ilvl="1">
+      <w:start w:val="1"/>
+      <w:numFmt w:val="decimal"/>
+      <w:lvlText w:val="%2."/>
+      <w:lvlJc w:val="left"/>
+      <w:pPr>
+        <w:tabs>
+          <w:tab w:val="num" w:pos="720"/>
+        </w:tabs>
+        <w:ind w:left="1200" w:hanging="480"/>
+      </w:pPr>
+    </w:lvl>
+    <w:lvl w:ilvl="2">
+      <w:start w:val="1"/>
+      <w:numFmt w:val="decimal"/>
+      <w:lvlText w:val="%3."/>
+      <w:lvlJc w:val="left"/>
+      <w:pPr>
+        <w:tabs>
+          <w:tab w:val="num" w:pos="1440"/>
+        </w:tabs>
+        <w:ind w:left="1920" w:hanging="480"/>
+      </w:pPr>
+    </w:lvl>
+    <w:lvl w:ilvl="3">
+      <w:start w:val="1"/>
+      <w:numFmt w:val="decimal"/>
+      <w:lvlText w:val="%4."/>
+      <w:lvlJc w:val="left"/>
+      <w:pPr>
+        <w:tabs>
+          <w:tab w:val="num" w:pos="2160"/>
+        </w:tabs>
+        <w:ind w:left="2640" w:hanging="480"/>
+      </w:pPr>
+    </w:lvl>
+    <w:lvl w:ilvl="4">
+      <w:start w:val="1"/>
+      <w:numFmt w:val="decimal"/>
+      <w:lvlText w:val="%5."/>
+      <w:lvlJc w:val="left"/>
+      <w:pPr>
+        <w:tabs>
+          <w:tab w:val="num" w:pos="2880"/>
+        </w:tabs>
+        <w:ind w:left="3360" w:hanging="480"/>
+      </w:pPr>
+    </w:lvl>
+    <w:lvl w:ilvl="5">
+      <w:start w:val="1"/>
+      <w:numFmt w:val="decimal"/>
+      <w:lvlText w:val="%6."/>
+      <w:lvlJc w:val="left"/>
+      <w:pPr>
+        <w:tabs>
+          <w:tab w:val="num" w:pos="3600"/>
+        </w:tabs>
+        <w:ind w:left="4080" w:hanging="480"/>
+      </w:pPr>
+    </w:lvl>
+    <w:lvl w:ilvl="6">
+      <w:start w:val="1"/>
+      <w:numFmt w:val="decimal"/>
+      <w:lvlText w:val="%7."/>
+      <w:lvlJc w:val="left"/>
+      <w:pPr>
+        <w:tabs>
+          <w:tab w:val="num" w:pos="4320"/>
+        </w:tabs>
+        <w:ind w:left="4800" w:hanging="480"/>
+      </w:pPr>
+    </w:lvl>
+    <w:lvl w:ilvl="7">
+      <w:start w:val="1"/>
+      <w:numFmt w:val="decimal"/>
+      <w:lvlText w:val="%8."/>
+      <w:lvlJc w:val="left"/>
+      <w:pPr>
+        <w:tabs>
+          <w:tab w:val="num" w:pos="5040"/>
+        </w:tabs>
+        <w:ind w:left="5520" w:hanging="480"/>
+      </w:pPr>
+    </w:lvl>
+    <w:lvl w:ilvl="8">
+      <w:start w:val="1"/>
+      <w:numFmt w:val="decimal"/>
+      <w:lvlText w:val="%9."/>
+      <w:lvlJc w:val="left"/>
+      <w:pPr>
+        <w:tabs>
+          <w:tab w:val="num" w:pos="5760"/>
+        </w:tabs>
+        <w:ind w:left="6240" w:hanging="480"/>
+      </w:pPr>
+    </w:lvl>
+  </w:abstractNum>
   <w:num w:numId="1000">
     <w:abstractNumId w:val="990"/>
   </w:num>
@@ -2053,7 +2219,34 @@
     <w:abstractNumId w:val="991"/>
   </w:num>
   <w:num w:numId="1002">
-    <w:abstractNumId w:val="991"/>
+    <w:abstractNumId w:val="99411"/>
+    <w:lvlOverride w:ilvl="0">
+      <w:startOverride w:val="1"/>
+    </w:lvlOverride>
+    <w:lvlOverride w:ilvl="1">
+      <w:startOverride w:val="1"/>
+    </w:lvlOverride>
+    <w:lvlOverride w:ilvl="2">
+      <w:startOverride w:val="1"/>
+    </w:lvlOverride>
+    <w:lvlOverride w:ilvl="3">
+      <w:startOverride w:val="1"/>
+    </w:lvlOverride>
+    <w:lvlOverride w:ilvl="4">
+      <w:startOverride w:val="1"/>
+    </w:lvlOverride>
+    <w:lvlOverride w:ilvl="5">
+      <w:startOverride w:val="1"/>
+    </w:lvlOverride>
+    <w:lvlOverride w:ilvl="6">
+      <w:startOverride w:val="1"/>
+    </w:lvlOverride>
+    <w:lvlOverride w:ilvl="7">
+      <w:startOverride w:val="1"/>
+    </w:lvlOverride>
+    <w:lvlOverride w:ilvl="8">
+      <w:startOverride w:val="1"/>
+    </w:lvlOverride>
   </w:num>
   <w:num w:numId="1003">
     <w:abstractNumId w:val="991"/>
@@ -2062,6 +2255,15 @@
     <w:abstractNumId w:val="991"/>
   </w:num>
   <w:num w:numId="1005">
+    <w:abstractNumId w:val="991"/>
+  </w:num>
+  <w:num w:numId="1006">
+    <w:abstractNumId w:val="991"/>
+  </w:num>
+  <w:num w:numId="1007">
+    <w:abstractNumId w:val="991"/>
+  </w:num>
+  <w:num w:numId="1008">
     <w:abstractNumId w:val="991"/>
   </w:num>
 </w:numbering>

--- a/downloads/teacher/04 Units/Unit 02 - Individual Growth and Life Readiness - Me, My Goals, My Money/Lesson 02.08 - Paycheck Detective.docx
+++ b/downloads/teacher/04 Units/Unit 02 - Individual Growth and Life Readiness - Me, My Goals, My Money/Lesson 02.08 - Paycheck Detective.docx
@@ -423,7 +423,7 @@
         <w:pStyle w:val="Compact"/>
       </w:pPr>
       <w:r>
-        <w:t xml:space="preserve">Setup notes: the stub uses the Long Island minimum wage of $17.00 an hour for 2026, marked [update]. Check the number every September; the stub math changes if the wage changes. No food handled today.</w:t>
+        <w:t xml:space="preserve">Setup notes: the stub uses the Long Island minimum wage of $17.00 an hour for 2026, to be refreshed before teaching. Check the number every September; the stub math changes if the wage changes. No food handled today.</w:t>
       </w:r>
     </w:p>
     <w:p>
@@ -1510,16 +1510,7 @@
         <w:pStyle w:val="FirstParagraph"/>
       </w:pPr>
       <w:r>
-        <w:t xml:space="preserve">Math: percent of a whole and multi-step subtraction with decimals; the math teacher can use the same stub for a percent lesson the same week. Social studies: what federal and state taxes pay for. Community:</w:t>
-      </w:r>
-      <w:r>
-        <w:t xml:space="preserve"> </w:t>
-      </w:r>
-      <w:r>
-        <w:rPr>
-          <w:rStyle w:val="TeacherNote"/>
-        </w:rPr>
-        <w:t xml:space="preserve">[Sal: a payroll or HR person from a local business, or a New York Life or bank contact from your own network, could visit for ten minutes in Lesson 2.12 and bring a blank stub.]</w:t>
+        <w:t xml:space="preserve">Math: percent of a whole and multi-step subtraction with decimals; the math teacher can use the same stub for a percent lesson the same week. Social studies: what federal and state taxes pay for. Community: a payroll or HR person from a local business could visit for ten minutes in Lesson 2.12 and bring a blank stub.</w:t>
       </w:r>
     </w:p>
     <w:p>
@@ -1615,15 +1606,6 @@
       <w:r>
         <w:t xml:space="preserve">Social Security and Medicare rates (6.2 percent and 1.45 percent of gross for the employee) are the federal FICA rates; New York minimum wage of $17.00 for Long Island in 2026 per the NYS Department of Labor.</w:t>
       </w:r>
-      <w:r>
-        <w:t xml:space="preserve"> </w:t>
-      </w:r>
-      <w:r>
-        <w:rPr>
-          <w:rStyle w:val="TeacherNote"/>
-        </w:rPr>
-        <w:t xml:space="preserve">[Sal: confirm both each September.]</w:t>
-      </w:r>
     </w:p>
     <w:p>
       <w:pPr>
@@ -1634,28 +1616,7 @@
         <w:pStyle w:val="Compact"/>
       </w:pPr>
       <w:r>
-        <w:t xml:space="preserve">Sal’s own materials: the Paycheck Detective activity in the Salary Secrets packet (Brentwood South, 2026,</w:t>
-      </w:r>
-      <w:r>
-        <w:t xml:space="preserve"> </w:t>
-      </w:r>
-      <w:r>
-        <w:rPr>
-          <w:rStyle w:val="VerbatimChar"/>
-        </w:rPr>
-        <w:t xml:space="preserve">Lesson Dups/Unit_2_Career_Exploration/education_teachingwork_salary_secrets_2026_04.docx</w:t>
-      </w:r>
-      <w:r>
-        <w:t xml:space="preserve">) and the first-paycheck story in the Taxes packet (</w:t>
-      </w:r>
-      <w:r>
-        <w:rPr>
-          <w:rStyle w:val="VerbatimChar"/>
-        </w:rPr>
-        <w:t xml:space="preserve">Unit_4_Financial_Literacy/education_teachingwork_taxes_where_does_the_money_go_2026_04.docx</w:t>
-      </w:r>
-      <w:r>
-        <w:t xml:space="preserve">). The stub was rebuilt with 2026 Long Island numbers and Medicare added as its own line.</w:t>
+        <w:t xml:space="preserve">My own materials: the Paycheck Detective activity in the Salary Secrets packet and the first-paycheck story in the Taxes packet. The stub was rebuilt with 2026 Long Island numbers and Medicare added as its own line.</w:t>
       </w:r>
     </w:p>
     <w:p>
@@ -1762,57 +1723,6 @@
       </w:pPr>
       <w:r>
         <w:t xml:space="preserve">The stub shows a small federal and state withholding on purpose so students see the lines. In real life a low-income teen may see $0 on those lines. Say so; a student who gets their first job will notice.</w:t>
-      </w:r>
-    </w:p>
-    <w:p>
-      <w:pPr>
-        <w:numPr>
-          <w:ilvl w:val="0"/>
-          <w:numId w:val="1008"/>
-        </w:numPr>
-        <w:pStyle w:val="Compact"/>
-      </w:pPr>
-      <w:r>
-        <w:rPr>
-          <w:rStyle w:val="TeacherNote"/>
-        </w:rPr>
-        <w:t xml:space="preserve">[Sal: you sold insurance and hold a Series 6. Tell the class in one minute what a commission stub looked like for you. It makes</w:t>
-      </w:r>
-      <w:r>
-        <w:rPr>
-          <w:rStyle w:val="TeacherNote"/>
-        </w:rPr>
-        <w:t xml:space="preserve"> </w:t>
-      </w:r>
-      <w:r>
-        <w:rPr>
-          <w:rStyle w:val="TeacherNote"/>
-        </w:rPr>
-        <w:t xml:space="preserve">“</w:t>
-      </w:r>
-      <w:r>
-        <w:rPr>
-          <w:rStyle w:val="TeacherNote"/>
-        </w:rPr>
-        <w:t xml:space="preserve">sources of income</w:t>
-      </w:r>
-      <w:r>
-        <w:rPr>
-          <w:rStyle w:val="TeacherNote"/>
-        </w:rPr>
-        <w:t xml:space="preserve">”</w:t>
-      </w:r>
-      <w:r>
-        <w:rPr>
-          <w:rStyle w:val="TeacherNote"/>
-        </w:rPr>
-        <w:t xml:space="preserve"> </w:t>
-      </w:r>
-      <w:r>
-        <w:rPr>
-          <w:rStyle w:val="TeacherNote"/>
-        </w:rPr>
-        <w:t xml:space="preserve">real.]</w:t>
       </w:r>
     </w:p>
     <w:sectPr>
